--- a/RAC/17장/17장_실습문제.docx
+++ b/RAC/17장/17장_실습문제.docx
@@ -2596,43 +2596,43 @@
           <w:rFonts w:ascii="맑은 고딕" w:hAnsi="맑은 고딕" w:eastAsia="맑은 고딕"/>
           <w:sz w:val="21"/>
         </w:rPr>
-        <w:t>[상-08] restore spfile to '&lt;임시경로&gt;' from autobackup 의 장점은?</w:t>
-      </w:r>
-    </w:p>
-    <w:p>
-      <w:r>
-        <w:rPr>
-          <w:rFonts w:ascii="맑은 고딕" w:hAnsi="맑은 고딕" w:eastAsia="맑은 고딕"/>
-          <w:sz w:val="21"/>
-        </w:rPr>
-        <w:t>① 더 빠르다</w:t>
-      </w:r>
-    </w:p>
-    <w:p>
-      <w:r>
-        <w:rPr>
-          <w:rFonts w:ascii="맑은 고딕" w:hAnsi="맑은 고딕" w:eastAsia="맑은 고딕"/>
-          <w:sz w:val="21"/>
-        </w:rPr>
-        <w:t>② 비파괴적이면서 실제 복구 절차와 같은 명령을 쓴다</w:t>
-      </w:r>
-    </w:p>
-    <w:p>
-      <w:r>
-        <w:rPr>
-          <w:rFonts w:ascii="맑은 고딕" w:hAnsi="맑은 고딕" w:eastAsia="맑은 고딕"/>
-          <w:sz w:val="21"/>
-        </w:rPr>
-        <w:t>③ 압축된다</w:t>
-      </w:r>
-    </w:p>
-    <w:p>
-      <w:r>
-        <w:rPr>
-          <w:rFonts w:ascii="맑은 고딕" w:hAnsi="맑은 고딕" w:eastAsia="맑은 고딕"/>
-          <w:sz w:val="21"/>
-        </w:rPr>
-        <w:t>④ 두 노드에서 동시에 된다</w:t>
+        <w:t>[상-08] restore spfile to '&lt;임시경로&gt;' from autobackup 을 검증에 쓸 때 주의할 점은?</w:t>
+      </w:r>
+    </w:p>
+    <w:p>
+      <w:r>
+        <w:rPr>
+          <w:rFonts w:ascii="맑은 고딕" w:hAnsi="맑은 고딕" w:eastAsia="맑은 고딕"/>
+          <w:sz w:val="21"/>
+        </w:rPr>
+        <w:t>① 읽기 전용이라 아무 영향이 없다</w:t>
+      </w:r>
+    </w:p>
+    <w:p>
+      <w:r>
+        <w:rPr>
+          <w:rFonts w:ascii="맑은 고딕" w:hAnsi="맑은 고딕" w:eastAsia="맑은 고딕"/>
+          <w:sz w:val="21"/>
+        </w:rPr>
+        <w:t>② CRS 에 등록된 SPFILE 위치가 그 임시 경로로 바뀌므로 반드시 되돌려야 한다</w:t>
+      </w:r>
+    </w:p>
+    <w:p>
+      <w:r>
+        <w:rPr>
+          <w:rFonts w:ascii="맑은 고딕" w:hAnsi="맑은 고딕" w:eastAsia="맑은 고딕"/>
+          <w:sz w:val="21"/>
+        </w:rPr>
+        <w:t>③ 데이터베이스를 내려야 실행할 수 있다</w:t>
+      </w:r>
+    </w:p>
+    <w:p>
+      <w:r>
+        <w:rPr>
+          <w:rFonts w:ascii="맑은 고딕" w:hAnsi="맑은 고딕" w:eastAsia="맑은 고딕"/>
+          <w:sz w:val="21"/>
+        </w:rPr>
+        <w:t>④ 두 노드에서 각각 실행해야 한다</w:t>
       </w:r>
     </w:p>
     <w:p>
